--- a/data/revised_2026-10_full/tracked/v2/Core_Mathematics/SS3.1_Statistics_I/Core_Mathematics_Statistics_I_FinalExplanation_TRACKED.docx
+++ b/data/revised_2026-10_full/tracked/v2/Core_Mathematics/SS3.1_Statistics_I/Core_Mathematics_Statistics_I_FinalExplanation_TRACKED.docx
@@ -1240,10 +1240,10 @@
               <w:spacing w:after="40" w:before="0"/>
               <w:jc w:val="left"/>
               <w:rPr>
-                <w:ins w:id="9002" w:author="Claude (AI) - proposed" w:date="2026-10-15T20:14:34Z"/>
-              </w:rPr>
-            </w:pPr>
-            <w:ins w:id="9001" w:author="Claude (AI) - proposed" w:date="2026-10-15T20:14:34Z">
+                <w:ins w:id="9002" w:author="Claude (AI) - proposed" w:date="2026-10-18T00:28:08Z"/>
+              </w:rPr>
+            </w:pPr>
+            <w:ins w:id="9001" w:author="Claude (AI) - proposed" w:date="2026-10-18T00:28:08Z">
               <w:r>
                 <w:rPr>
                   <w:rFonts w:ascii="Arial" w:cs="Arial" w:eastAsia="Arial" w:hAnsi="Arial"/>
@@ -1265,10 +1265,10 @@
               <w:spacing w:after="40" w:before="0"/>
               <w:jc w:val="left"/>
               <w:rPr>
-                <w:ins w:id="9004" w:author="Claude (AI) - proposed" w:date="2026-10-15T20:14:34Z"/>
-              </w:rPr>
-            </w:pPr>
-            <w:ins w:id="9003" w:author="Claude (AI) - proposed" w:date="2026-10-15T20:14:34Z">
+                <w:ins w:id="9004" w:author="Claude (AI) - proposed" w:date="2026-10-18T00:28:08Z"/>
+              </w:rPr>
+            </w:pPr>
+            <w:ins w:id="9003" w:author="Claude (AI) - proposed" w:date="2026-10-18T00:28:08Z">
               <w:r>
                 <w:rPr>
                   <w:rFonts w:ascii="Arial" w:cs="Arial" w:eastAsia="Arial" w:hAnsi="Arial"/>
@@ -1503,10 +1503,10 @@
               <w:spacing w:after="40" w:before="0"/>
               <w:jc w:val="left"/>
               <w:rPr>
-                <w:ins w:id="9006" w:author="Claude (AI) - proposed" w:date="2026-10-15T20:14:34Z"/>
-              </w:rPr>
-            </w:pPr>
-            <w:ins w:id="9005" w:author="Claude (AI) - proposed" w:date="2026-10-15T20:14:34Z">
+                <w:ins w:id="9006" w:author="Claude (AI) - proposed" w:date="2026-10-18T00:28:08Z"/>
+              </w:rPr>
+            </w:pPr>
+            <w:ins w:id="9005" w:author="Claude (AI) - proposed" w:date="2026-10-18T00:28:08Z">
               <w:r>
                 <w:rPr>
                   <w:rFonts w:ascii="Arial" w:cs="Arial" w:eastAsia="Arial" w:hAnsi="Arial"/>
@@ -2351,7 +2351,7 @@
               <w:spacing w:after="40" w:before="0"/>
               <w:jc w:val="left"/>
             </w:pPr>
-            <w:del w:id="9007" w:author="Claude (AI) - proposed" w:date="2026-10-15T20:14:34Z">
+            <w:del w:id="9007" w:author="Claude (AI) - proposed" w:date="2026-10-18T00:28:08Z">
               <w:r>
                 <w:rPr>
                   <w:rFonts w:ascii="Arial" w:cs="Arial" w:eastAsia="Arial" w:hAnsi="Arial"/>
@@ -2366,7 +2366,7 @@
                 <w:delText xml:space="preserve">All</w:delText>
               </w:r>
             </w:del>
-            <w:ins w:id="9008" w:author="Claude (AI) - proposed" w:date="2026-10-15T20:14:34Z">
+            <w:ins w:id="9008" w:author="Claude (AI) - proposed" w:date="2026-10-18T00:28:08Z">
               <w:r>
                 <w:rPr>
                   <w:rFonts w:ascii="Arial" w:cs="Arial" w:eastAsia="Arial" w:hAnsi="Arial"/>
@@ -2394,7 +2394,7 @@
               </w:rPr>
               <w:t xml:space="preserve"> calculations (mean, estimated mean</w:t>
             </w:r>
-            <w:ins w:id="9009" w:author="Claude (AI) - proposed" w:date="2026-10-15T20:14:34Z">
+            <w:ins w:id="9009" w:author="Claude (AI) - proposed" w:date="2026-10-18T00:28:08Z">
               <w:r>
                 <w:rPr>
                   <w:rFonts w:ascii="Arial" w:cs="Arial" w:eastAsia="Arial" w:hAnsi="Arial"/>
@@ -2422,7 +2422,7 @@
               </w:rPr>
               <w:t xml:space="preserve">, frequency density, percentages) are correct, </w:t>
             </w:r>
-            <w:del w:id="9010" w:author="Claude (AI) - proposed" w:date="2026-10-15T20:14:34Z">
+            <w:del w:id="9010" w:author="Claude (AI) - proposed" w:date="2026-10-18T00:28:08Z">
               <w:r>
                 <w:rPr>
                   <w:rFonts w:ascii="Arial" w:cs="Arial" w:eastAsia="Arial" w:hAnsi="Arial"/>
@@ -2437,7 +2437,7 @@
                 <w:delText xml:space="preserve">show</w:delText>
               </w:r>
             </w:del>
-            <w:ins w:id="9011" w:author="Claude (AI) - proposed" w:date="2026-10-15T20:14:34Z">
+            <w:ins w:id="9011" w:author="Claude (AI) - proposed" w:date="2026-10-18T00:28:08Z">
               <w:r>
                 <w:rPr>
                   <w:rFonts w:ascii="Arial" w:cs="Arial" w:eastAsia="Arial" w:hAnsi="Arial"/>
@@ -2465,7 +2465,7 @@
               </w:rPr>
               <w:t xml:space="preserve"> clear working and</w:t>
             </w:r>
-            <w:del w:id="9012" w:author="Claude (AI) - proposed" w:date="2026-10-15T20:14:34Z">
+            <w:del w:id="9012" w:author="Claude (AI) - proposed" w:date="2026-10-18T00:28:08Z">
               <w:r>
                 <w:rPr>
                   <w:rFonts w:ascii="Arial" w:cs="Arial" w:eastAsia="Arial" w:hAnsi="Arial"/>
@@ -2513,7 +2513,7 @@
               <w:spacing w:after="40" w:before="0"/>
               <w:jc w:val="left"/>
             </w:pPr>
-            <w:del w:id="9013" w:author="Claude (AI) - proposed" w:date="2026-10-15T20:14:34Z">
+            <w:del w:id="9013" w:author="Claude (AI) - proposed" w:date="2026-10-18T00:28:08Z">
               <w:r>
                 <w:rPr>
                   <w:rFonts w:ascii="Arial" w:cs="Arial" w:eastAsia="Arial" w:hAnsi="Arial"/>
@@ -2528,7 +2528,7 @@
                 <w:delText xml:space="preserve">Most</w:delText>
               </w:r>
             </w:del>
-            <w:ins w:id="9014" w:author="Claude (AI) - proposed" w:date="2026-10-15T20:14:34Z">
+            <w:ins w:id="9014" w:author="Claude (AI) - proposed" w:date="2026-10-18T00:28:08Z">
               <w:r>
                 <w:rPr>
                   <w:rFonts w:ascii="Arial" w:cs="Arial" w:eastAsia="Arial" w:hAnsi="Arial"/>
@@ -2576,7 +2576,7 @@
               <w:spacing w:after="40" w:before="0"/>
               <w:jc w:val="left"/>
             </w:pPr>
-            <w:del w:id="9015" w:author="Claude (AI) - proposed" w:date="2026-10-15T20:14:34Z">
+            <w:del w:id="9015" w:author="Claude (AI) - proposed" w:date="2026-10-18T00:28:08Z">
               <w:r>
                 <w:rPr>
                   <w:rFonts w:ascii="Arial" w:cs="Arial" w:eastAsia="Arial" w:hAnsi="Arial"/>
@@ -2591,7 +2591,7 @@
                 <w:delText xml:space="preserve">Several calculation errors</w:delText>
               </w:r>
             </w:del>
-            <w:ins w:id="9016" w:author="Claude (AI) - proposed" w:date="2026-10-15T20:14:34Z">
+            <w:ins w:id="9016" w:author="Claude (AI) - proposed" w:date="2026-10-18T00:28:08Z">
               <w:r>
                 <w:rPr>
                   <w:rFonts w:ascii="Arial" w:cs="Arial" w:eastAsia="Arial" w:hAnsi="Arial"/>
@@ -2674,7 +2674,7 @@
               <w:spacing w:after="40" w:before="0"/>
               <w:jc w:val="left"/>
             </w:pPr>
-            <w:del w:id="9017" w:author="Claude (AI) - proposed" w:date="2026-10-15T20:14:34Z">
+            <w:del w:id="9017" w:author="Claude (AI) - proposed" w:date="2026-10-18T00:28:08Z">
               <w:r>
                 <w:rPr>
                   <w:rFonts w:ascii="Arial" w:cs="Arial" w:eastAsia="Arial" w:hAnsi="Arial"/>
@@ -2689,7 +2689,7 @@
                 <w:delText xml:space="preserve">Explains</w:delText>
               </w:r>
             </w:del>
-            <w:ins w:id="9018" w:author="Claude (AI) - proposed" w:date="2026-10-15T20:14:34Z">
+            <w:ins w:id="9018" w:author="Claude (AI) - proposed" w:date="2026-10-18T00:28:08Z">
               <w:r>
                 <w:rPr>
                   <w:rFonts w:ascii="Arial" w:cs="Arial" w:eastAsia="Arial" w:hAnsi="Arial"/>
@@ -2717,7 +2717,7 @@
               </w:rPr>
               <w:t xml:space="preserve"> clearly why the mean of 400 m is true but incomplete, using median 250 m</w:t>
             </w:r>
-            <w:del w:id="9019" w:author="Claude (AI) - proposed" w:date="2026-10-15T20:14:34Z">
+            <w:del w:id="9019" w:author="Claude (AI) - proposed" w:date="2026-10-18T00:28:08Z">
               <w:r>
                 <w:rPr>
                   <w:rFonts w:ascii="Arial" w:cs="Arial" w:eastAsia="Arial" w:hAnsi="Arial"/>
@@ -2732,7 +2732,7 @@
                 <w:delText xml:space="preserve">,</w:delText>
               </w:r>
             </w:del>
-            <w:ins w:id="9020" w:author="Claude (AI) - proposed" w:date="2026-10-15T20:14:34Z">
+            <w:ins w:id="9020" w:author="Claude (AI) - proposed" w:date="2026-10-18T00:28:08Z">
               <w:r>
                 <w:rPr>
                   <w:rFonts w:ascii="Arial" w:cs="Arial" w:eastAsia="Arial" w:hAnsi="Arial"/>
@@ -2780,7 +2780,7 @@
               <w:spacing w:after="40" w:before="0"/>
               <w:jc w:val="left"/>
             </w:pPr>
-            <w:del w:id="9021" w:author="Claude (AI) - proposed" w:date="2026-10-15T20:14:34Z">
+            <w:del w:id="9021" w:author="Claude (AI) - proposed" w:date="2026-10-18T00:28:08Z">
               <w:r>
                 <w:rPr>
                   <w:rFonts w:ascii="Arial" w:cs="Arial" w:eastAsia="Arial" w:hAnsi="Arial"/>
@@ -2795,7 +2795,7 @@
                 <w:delText xml:space="preserve">States</w:delText>
               </w:r>
             </w:del>
-            <w:ins w:id="9022" w:author="Claude (AI) - proposed" w:date="2026-10-15T20:14:34Z">
+            <w:ins w:id="9022" w:author="Claude (AI) - proposed" w:date="2026-10-18T00:28:08Z">
               <w:r>
                 <w:rPr>
                   <w:rFonts w:ascii="Arial" w:cs="Arial" w:eastAsia="Arial" w:hAnsi="Arial"/>
@@ -2823,7 +2823,7 @@
               </w:rPr>
               <w:t xml:space="preserve"> that the mean is true but incomplete and compares </w:t>
             </w:r>
-            <w:del w:id="9023" w:author="Claude (AI) - proposed" w:date="2026-10-15T20:14:34Z">
+            <w:del w:id="9023" w:author="Claude (AI) - proposed" w:date="2026-10-18T00:28:08Z">
               <w:r>
                 <w:rPr>
                   <w:rFonts w:ascii="Arial" w:cs="Arial" w:eastAsia="Arial" w:hAnsi="Arial"/>
@@ -2838,7 +2838,7 @@
                 <w:delText xml:space="preserve">with</w:delText>
               </w:r>
             </w:del>
-            <w:ins w:id="9024" w:author="Claude (AI) - proposed" w:date="2026-10-15T20:14:34Z">
+            <w:ins w:id="9024" w:author="Claude (AI) - proposed" w:date="2026-10-18T00:28:08Z">
               <w:r>
                 <w:rPr>
                   <w:rFonts w:ascii="Arial" w:cs="Arial" w:eastAsia="Arial" w:hAnsi="Arial"/>
@@ -2886,7 +2886,7 @@
               <w:spacing w:after="40" w:before="0"/>
               <w:jc w:val="left"/>
             </w:pPr>
-            <w:del w:id="9025" w:author="Claude (AI) - proposed" w:date="2026-10-15T20:14:34Z">
+            <w:del w:id="9025" w:author="Claude (AI) - proposed" w:date="2026-10-18T00:28:08Z">
               <w:r>
                 <w:rPr>
                   <w:rFonts w:ascii="Arial" w:cs="Arial" w:eastAsia="Arial" w:hAnsi="Arial"/>
@@ -2901,7 +2901,7 @@
                 <w:delText xml:space="preserve">Only</w:delText>
               </w:r>
             </w:del>
-            <w:ins w:id="9026" w:author="Claude (AI) - proposed" w:date="2026-10-15T20:14:34Z">
+            <w:ins w:id="9026" w:author="Claude (AI) - proposed" w:date="2026-10-18T00:28:08Z">
               <w:r>
                 <w:rPr>
                   <w:rFonts w:ascii="Arial" w:cs="Arial" w:eastAsia="Arial" w:hAnsi="Arial"/>
@@ -2984,7 +2984,7 @@
               <w:spacing w:after="40" w:before="0"/>
               <w:jc w:val="left"/>
             </w:pPr>
-            <w:del w:id="9027" w:author="Claude (AI) - proposed" w:date="2026-10-15T20:14:34Z">
+            <w:del w:id="9027" w:author="Claude (AI) - proposed" w:date="2026-10-18T00:28:08Z">
               <w:r>
                 <w:rPr>
                   <w:rFonts w:ascii="Arial" w:cs="Arial" w:eastAsia="Arial" w:hAnsi="Arial"/>
@@ -2999,7 +2999,7 @@
                 <w:delText xml:space="preserve">Accurately</w:delText>
               </w:r>
             </w:del>
-            <w:ins w:id="9028" w:author="Claude (AI) - proposed" w:date="2026-10-15T20:14:34Z">
+            <w:ins w:id="9028" w:author="Claude (AI) - proposed" w:date="2026-10-18T00:28:08Z">
               <w:r>
                 <w:rPr>
                   <w:rFonts w:ascii="Arial" w:cs="Arial" w:eastAsia="Arial" w:hAnsi="Arial"/>
@@ -3027,7 +3027,7 @@
               </w:rPr>
               <w:t xml:space="preserve"> describes the histogram, frequency density and polygons, and </w:t>
             </w:r>
-            <w:del w:id="9029" w:author="Claude (AI) - proposed" w:date="2026-10-15T20:14:34Z">
+            <w:del w:id="9029" w:author="Claude (AI) - proposed" w:date="2026-10-18T00:28:08Z">
               <w:r>
                 <w:rPr>
                   <w:rFonts w:ascii="Arial" w:cs="Arial" w:eastAsia="Arial" w:hAnsi="Arial"/>
@@ -3042,7 +3042,7 @@
                 <w:delText xml:space="preserve">links shape to where the long gaps are</w:delText>
               </w:r>
             </w:del>
-            <w:ins w:id="9030" w:author="Claude (AI) - proposed" w:date="2026-10-15T20:14:34Z">
+            <w:ins w:id="9030" w:author="Claude (AI) - proposed" w:date="2026-10-18T00:28:08Z">
               <w:r>
                 <w:rPr>
                   <w:rFonts w:ascii="Arial" w:cs="Arial" w:eastAsia="Arial" w:hAnsi="Arial"/>
@@ -3070,7 +3070,7 @@
               </w:rPr>
               <w:t xml:space="preserve"> and why similar means </w:t>
             </w:r>
-            <w:ins w:id="9031" w:author="Claude (AI) - proposed" w:date="2026-10-15T20:14:34Z">
+            <w:ins w:id="9031" w:author="Claude (AI) - proposed" w:date="2026-10-18T00:28:08Z">
               <w:r>
                 <w:rPr>
                   <w:rFonts w:ascii="Arial" w:cs="Arial" w:eastAsia="Arial" w:hAnsi="Arial"/>
@@ -3118,7 +3118,7 @@
               <w:spacing w:after="40" w:before="0"/>
               <w:jc w:val="left"/>
             </w:pPr>
-            <w:del w:id="9032" w:author="Claude (AI) - proposed" w:date="2026-10-15T20:14:34Z">
+            <w:del w:id="9032" w:author="Claude (AI) - proposed" w:date="2026-10-18T00:28:08Z">
               <w:r>
                 <w:rPr>
                   <w:rFonts w:ascii="Arial" w:cs="Arial" w:eastAsia="Arial" w:hAnsi="Arial"/>
@@ -3133,7 +3133,7 @@
                 <w:delText xml:space="preserve">Describes</w:delText>
               </w:r>
             </w:del>
-            <w:ins w:id="9033" w:author="Claude (AI) - proposed" w:date="2026-10-15T20:14:34Z">
+            <w:ins w:id="9033" w:author="Claude (AI) - proposed" w:date="2026-10-18T00:28:08Z">
               <w:r>
                 <w:rPr>
                   <w:rFonts w:ascii="Arial" w:cs="Arial" w:eastAsia="Arial" w:hAnsi="Arial"/>
@@ -3161,7 +3161,7 @@
               </w:rPr>
               <w:t xml:space="preserve"> the main features of the graphs but gives </w:t>
             </w:r>
-            <w:ins w:id="9034" w:author="Claude (AI) - proposed" w:date="2026-10-15T20:14:34Z">
+            <w:ins w:id="9034" w:author="Claude (AI) - proposed" w:date="2026-10-18T00:28:08Z">
               <w:r>
                 <w:rPr>
                   <w:rFonts w:ascii="Arial" w:cs="Arial" w:eastAsia="Arial" w:hAnsi="Arial"/>
@@ -3209,7 +3209,7 @@
               <w:spacing w:after="40" w:before="0"/>
               <w:jc w:val="left"/>
             </w:pPr>
-            <w:del w:id="9035" w:author="Claude (AI) - proposed" w:date="2026-10-15T20:14:34Z">
+            <w:del w:id="9035" w:author="Claude (AI) - proposed" w:date="2026-10-18T00:28:08Z">
               <w:r>
                 <w:rPr>
                   <w:rFonts w:ascii="Arial" w:cs="Arial" w:eastAsia="Arial" w:hAnsi="Arial"/>
@@ -3224,7 +3224,7 @@
                 <w:delText xml:space="preserve">Graph</w:delText>
               </w:r>
             </w:del>
-            <w:ins w:id="9036" w:author="Claude (AI) - proposed" w:date="2026-10-15T20:14:34Z">
+            <w:ins w:id="9036" w:author="Claude (AI) - proposed" w:date="2026-10-18T00:28:08Z">
               <w:r>
                 <w:rPr>
                   <w:rFonts w:ascii="Arial" w:cs="Arial" w:eastAsia="Arial" w:hAnsi="Arial"/>
@@ -3307,7 +3307,7 @@
               <w:spacing w:after="40" w:before="0"/>
               <w:jc w:val="left"/>
             </w:pPr>
-            <w:del w:id="9037" w:author="Claude (AI) - proposed" w:date="2026-10-15T20:14:34Z">
+            <w:del w:id="9037" w:author="Claude (AI) - proposed" w:date="2026-10-18T00:28:08Z">
               <w:r>
                 <w:rPr>
                   <w:rFonts w:ascii="Arial" w:cs="Arial" w:eastAsia="Arial" w:hAnsi="Arial"/>
@@ -3322,7 +3322,7 @@
                 <w:delText xml:space="preserve">Gives</w:delText>
               </w:r>
             </w:del>
-            <w:ins w:id="9038" w:author="Claude (AI) - proposed" w:date="2026-10-15T20:14:34Z">
+            <w:ins w:id="9038" w:author="Claude (AI) - proposed" w:date="2026-10-18T00:28:08Z">
               <w:r>
                 <w:rPr>
                   <w:rFonts w:ascii="Arial" w:cs="Arial" w:eastAsia="Arial" w:hAnsi="Arial"/>
@@ -3370,7 +3370,7 @@
               <w:spacing w:after="40" w:before="0"/>
               <w:jc w:val="left"/>
             </w:pPr>
-            <w:del w:id="9039" w:author="Claude (AI) - proposed" w:date="2026-10-15T20:14:34Z">
+            <w:del w:id="9039" w:author="Claude (AI) - proposed" w:date="2026-10-18T00:28:08Z">
               <w:r>
                 <w:rPr>
                   <w:rFonts w:ascii="Arial" w:cs="Arial" w:eastAsia="Arial" w:hAnsi="Arial"/>
@@ -3385,7 +3385,7 @@
                 <w:delText xml:space="preserve">Gives</w:delText>
               </w:r>
             </w:del>
-            <w:ins w:id="9040" w:author="Claude (AI) - proposed" w:date="2026-10-15T20:14:34Z">
+            <w:ins w:id="9040" w:author="Claude (AI) - proposed" w:date="2026-10-18T00:28:08Z">
               <w:r>
                 <w:rPr>
                   <w:rFonts w:ascii="Arial" w:cs="Arial" w:eastAsia="Arial" w:hAnsi="Arial"/>
@@ -3433,7 +3433,7 @@
               <w:spacing w:after="40" w:before="0"/>
               <w:jc w:val="left"/>
             </w:pPr>
-            <w:del w:id="9041" w:author="Claude (AI) - proposed" w:date="2026-10-15T20:14:34Z">
+            <w:del w:id="9041" w:author="Claude (AI) - proposed" w:date="2026-10-18T00:28:08Z">
               <w:r>
                 <w:rPr>
                   <w:rFonts w:ascii="Arial" w:cs="Arial" w:eastAsia="Arial" w:hAnsi="Arial"/>
@@ -3448,7 +3448,7 @@
                 <w:delText xml:space="preserve">Claim</w:delText>
               </w:r>
             </w:del>
-            <w:ins w:id="9042" w:author="Claude (AI) - proposed" w:date="2026-10-15T20:14:34Z">
+            <w:ins w:id="9042" w:author="Claude (AI) - proposed" w:date="2026-10-18T00:28:08Z">
               <w:r>
                 <w:rPr>
                   <w:rFonts w:ascii="Arial" w:cs="Arial" w:eastAsia="Arial" w:hAnsi="Arial"/>
@@ -3531,7 +3531,7 @@
               <w:spacing w:after="40" w:before="0"/>
               <w:jc w:val="left"/>
             </w:pPr>
-            <w:del w:id="9043" w:author="Claude (AI) - proposed" w:date="2026-10-15T20:14:34Z">
+            <w:del w:id="9043" w:author="Claude (AI) - proposed" w:date="2026-10-18T00:28:08Z">
               <w:r>
                 <w:rPr>
                   <w:rFonts w:ascii="Arial" w:cs="Arial" w:eastAsia="Arial" w:hAnsi="Arial"/>
@@ -3546,7 +3546,7 @@
                 <w:delText xml:space="preserve">Makes</w:delText>
               </w:r>
             </w:del>
-            <w:ins w:id="9044" w:author="Claude (AI) - proposed" w:date="2026-10-15T20:14:34Z">
+            <w:ins w:id="9044" w:author="Claude (AI) - proposed" w:date="2026-10-18T00:28:08Z">
               <w:r>
                 <w:rPr>
                   <w:rFonts w:ascii="Arial" w:cs="Arial" w:eastAsia="Arial" w:hAnsi="Arial"/>
@@ -3594,7 +3594,7 @@
               <w:spacing w:after="40" w:before="0"/>
               <w:jc w:val="left"/>
             </w:pPr>
-            <w:del w:id="9045" w:author="Claude (AI) - proposed" w:date="2026-10-15T20:14:34Z">
+            <w:del w:id="9045" w:author="Claude (AI) - proposed" w:date="2026-10-18T00:28:08Z">
               <w:r>
                 <w:rPr>
                   <w:rFonts w:ascii="Arial" w:cs="Arial" w:eastAsia="Arial" w:hAnsi="Arial"/>
@@ -3609,7 +3609,7 @@
                 <w:delText xml:space="preserve">Makes</w:delText>
               </w:r>
             </w:del>
-            <w:ins w:id="9046" w:author="Claude (AI) - proposed" w:date="2026-10-15T20:14:34Z">
+            <w:ins w:id="9046" w:author="Claude (AI) - proposed" w:date="2026-10-18T00:28:08Z">
               <w:r>
                 <w:rPr>
                   <w:rFonts w:ascii="Arial" w:cs="Arial" w:eastAsia="Arial" w:hAnsi="Arial"/>
@@ -3657,7 +3657,7 @@
               <w:spacing w:after="40" w:before="0"/>
               <w:jc w:val="left"/>
             </w:pPr>
-            <w:del w:id="9047" w:author="Claude (AI) - proposed" w:date="2026-10-15T20:14:34Z">
+            <w:del w:id="9047" w:author="Claude (AI) - proposed" w:date="2026-10-18T00:28:08Z">
               <w:r>
                 <w:rPr>
                   <w:rFonts w:ascii="Arial" w:cs="Arial" w:eastAsia="Arial" w:hAnsi="Arial"/>
@@ -3672,7 +3672,7 @@
                 <w:delText xml:space="preserve">Recommendations</w:delText>
               </w:r>
             </w:del>
-            <w:ins w:id="9048" w:author="Claude (AI) - proposed" w:date="2026-10-15T20:14:34Z">
+            <w:ins w:id="9048" w:author="Claude (AI) - proposed" w:date="2026-10-18T00:28:08Z">
               <w:r>
                 <w:rPr>
                   <w:rFonts w:ascii="Arial" w:cs="Arial" w:eastAsia="Arial" w:hAnsi="Arial"/>
@@ -3822,7 +3822,7 @@
         </w:rPr>
         <w:t xml:space="preserve">© 2026 SeaVuria and ARES. This work is licensed under a </w:t>
       </w:r>
-      <w:hyperlink w:history="1" r:id="rIdsbamphthwajqvljgatcwt">
+      <w:hyperlink w:history="1" r:id="rIdu6c6zbuxs9qoasijpwdxf">
         <w:r>
           <w:rPr>
             <w:rFonts w:ascii="Arial" w:cs="Arial" w:eastAsia="Arial" w:hAnsi="Arial"/>
@@ -3842,7 +3842,7 @@
         </w:rPr>
         <w:t xml:space="preserve"> (</w:t>
       </w:r>
-      <w:hyperlink w:history="1" r:id="rIdojntiugol9mh7uksum77q">
+      <w:hyperlink w:history="1" r:id="rIdw8xo8f2znxji0y1ycwrve">
         <w:r>
           <w:rPr>
             <w:rFonts w:ascii="Arial" w:cs="Arial" w:eastAsia="Arial" w:hAnsi="Arial"/>
@@ -3862,7 +3862,7 @@
         </w:rPr>
         <w:t xml:space="preserve">). To view a copy of this license, visit </w:t>
       </w:r>
-      <w:hyperlink w:history="1" r:id="rIdrtlh11dxmsvr0l9085ldc">
+      <w:hyperlink w:history="1" r:id="rId24a17igcbugby-qajs8jn">
         <w:r>
           <w:rPr>
             <w:rFonts w:ascii="Arial" w:cs="Arial" w:eastAsia="Arial" w:hAnsi="Arial"/>
